--- a/alg/src/algstudent/s2/s2.UO300737.docx
+++ b/alg/src/algstudent/s2/s2.UO300737.docx
@@ -1,6 +1,6 @@
 
 <file path=word/document.xml><?xml version="1.0" encoding="utf-8"?>
-<w:document xmlns:wpc="http://schemas.microsoft.com/office/word/2010/wordprocessingCanvas" xmlns:cx="http://schemas.microsoft.com/office/drawing/2014/chartex" xmlns:cx1="http://schemas.microsoft.com/office/drawing/2015/9/8/chartex" xmlns:mc="http://schemas.openxmlformats.org/markup-compatibility/2006" xmlns:o="urn:schemas-microsoft-com:office:office" xmlns:r="http://schemas.openxmlformats.org/officeDocument/2006/relationships" xmlns:m="http://schemas.openxmlformats.org/officeDocument/2006/math" xmlns:v="urn:schemas-microsoft-com:vml" xmlns:wp14="http://schemas.microsoft.com/office/word/2010/wordprocessingDrawing" xmlns:wp="http://schemas.openxmlformats.org/drawingml/2006/wordprocessingDrawing" xmlns:w10="urn:schemas-microsoft-com:office:word" xmlns:w="http://schemas.openxmlformats.org/wordprocessingml/2006/main" xmlns:w14="http://schemas.microsoft.com/office/word/2010/wordml" xmlns:w15="http://schemas.microsoft.com/office/word/2012/wordml" xmlns:w16se="http://schemas.microsoft.com/office/word/2015/wordml/symex" xmlns:wpg="http://schemas.microsoft.com/office/word/2010/wordprocessingGroup" xmlns:wpi="http://schemas.microsoft.com/office/word/2010/wordprocessingInk" xmlns:wne="http://schemas.microsoft.com/office/word/2006/wordml" xmlns:wps="http://schemas.microsoft.com/office/word/2010/wordprocessingShape" mc:Ignorable="w14 w15 w16se wp14">
+<w:document xmlns:wpc="http://schemas.microsoft.com/office/word/2010/wordprocessingCanvas" xmlns:cx="http://schemas.microsoft.com/office/drawing/2014/chartex" xmlns:cx1="http://schemas.microsoft.com/office/drawing/2015/9/8/chartex" xmlns:cx2="http://schemas.microsoft.com/office/drawing/2015/10/21/chartex" xmlns:cx3="http://schemas.microsoft.com/office/drawing/2016/5/9/chartex" xmlns:cx4="http://schemas.microsoft.com/office/drawing/2016/5/10/chartex" xmlns:cx5="http://schemas.microsoft.com/office/drawing/2016/5/11/chartex" xmlns:cx6="http://schemas.microsoft.com/office/drawing/2016/5/12/chartex" xmlns:cx7="http://schemas.microsoft.com/office/drawing/2016/5/13/chartex" xmlns:cx8="http://schemas.microsoft.com/office/drawing/2016/5/14/chartex" xmlns:mc="http://schemas.openxmlformats.org/markup-compatibility/2006" xmlns:aink="http://schemas.microsoft.com/office/drawing/2016/ink" xmlns:am3d="http://schemas.microsoft.com/office/drawing/2017/model3d" xmlns:o="urn:schemas-microsoft-com:office:office" xmlns:oel="http://schemas.microsoft.com/office/2019/extlst" xmlns:r="http://schemas.openxmlformats.org/officeDocument/2006/relationships" xmlns:m="http://schemas.openxmlformats.org/officeDocument/2006/math" xmlns:v="urn:schemas-microsoft-com:vml" xmlns:wp14="http://schemas.microsoft.com/office/word/2010/wordprocessingDrawing" xmlns:wp="http://schemas.openxmlformats.org/drawingml/2006/wordprocessingDrawing" xmlns:w10="urn:schemas-microsoft-com:office:word" xmlns:w="http://schemas.openxmlformats.org/wordprocessingml/2006/main" xmlns:w14="http://schemas.microsoft.com/office/word/2010/wordml" xmlns:w15="http://schemas.microsoft.com/office/word/2012/wordml" xmlns:w16cex="http://schemas.microsoft.com/office/word/2018/wordml/cex" xmlns:w16cid="http://schemas.microsoft.com/office/word/2016/wordml/cid" xmlns:w16="http://schemas.microsoft.com/office/word/2018/wordml" xmlns:w16du="http://schemas.microsoft.com/office/word/2023/wordml/word16du" xmlns:w16sdtdh="http://schemas.microsoft.com/office/word/2020/wordml/sdtdatahash" xmlns:w16sdtfl="http://schemas.microsoft.com/office/word/2024/wordml/sdtformatlock" xmlns:w16se="http://schemas.microsoft.com/office/word/2015/wordml/symex" xmlns:wpg="http://schemas.microsoft.com/office/word/2010/wordprocessingGroup" xmlns:wpi="http://schemas.microsoft.com/office/word/2010/wordprocessingInk" xmlns:wne="http://schemas.microsoft.com/office/word/2006/wordml" xmlns:wps="http://schemas.microsoft.com/office/word/2010/wordprocessingShape" mc:Ignorable="w14 w15 w16se w16cid w16 w16cex w16sdtdh w16sdtfl w16du wp14">
   <w:body>
     <w:p>
       <w:pPr>
@@ -82,7 +82,7 @@
           <w:noProof/>
         </w:rPr>
         <w:drawing>
-          <wp:anchor distT="0" distB="0" distL="114300" distR="114300" simplePos="0" relativeHeight="251658240" behindDoc="1" locked="0" layoutInCell="1" allowOverlap="1" wp14:anchorId="21AFEC7D" wp14:editId="6FAE4C48">
+          <wp:anchor distT="0" distB="0" distL="114300" distR="114300" simplePos="0" relativeHeight="251658240" behindDoc="1" locked="0" layoutInCell="1" allowOverlap="1" wp14:anchorId="21AFEC7D" wp14:editId="702DC2C0">
             <wp:simplePos x="0" y="0"/>
             <wp:positionH relativeFrom="column">
               <wp:posOffset>5049520</wp:posOffset>
@@ -716,6 +716,7 @@
           <w:lang w:val="en-US"/>
         </w:rPr>
       </w:pPr>
+      <w:proofErr w:type="gramStart"/>
       <w:r>
         <w:rPr>
           <w:lang w:val="en-US"/>
@@ -726,21 +727,26 @@
         <w:rPr>
           <w:lang w:val="en-US"/>
         </w:rPr>
-        <w:t xml:space="preserve"> it was expected the ordered is quite faster, and the reverse is the </w:t>
-      </w:r>
-      <w:proofErr w:type="gramStart"/>
-      <w:r>
-        <w:rPr>
-          <w:lang w:val="en-US"/>
-        </w:rPr>
-        <w:t>slower</w:t>
+        <w:t xml:space="preserve"> it</w:t>
       </w:r>
       <w:proofErr w:type="gramEnd"/>
       <w:r>
         <w:rPr>
           <w:lang w:val="en-US"/>
         </w:rPr>
-        <w:t xml:space="preserve"> of the three.</w:t>
+        <w:t xml:space="preserve"> was </w:t>
+      </w:r>
+      <w:r>
+        <w:rPr>
+          <w:lang w:val="en-US"/>
+        </w:rPr>
+        <w:t>expected,</w:t>
+      </w:r>
+      <w:r>
+        <w:rPr>
+          <w:lang w:val="en-US"/>
+        </w:rPr>
+        <w:t xml:space="preserve"> the ordered is quite faster, and the reverse is the slower of the three.</w:t>
       </w:r>
     </w:p>
     <w:p>
@@ -772,13 +778,7 @@
         <w:rPr>
           <w:lang w:val="en-US"/>
         </w:rPr>
-        <w:t>2</w:t>
-      </w:r>
-      <w:r>
-        <w:rPr>
-          <w:lang w:val="en-US"/>
-        </w:rPr>
-        <w:t>:</w:t>
+        <w:t>2:</w:t>
       </w:r>
       <w:r>
         <w:rPr>
@@ -1389,13 +1389,7 @@
         <w:rPr>
           <w:lang w:val="en-US"/>
         </w:rPr>
-        <w:t>3</w:t>
-      </w:r>
-      <w:r>
-        <w:rPr>
-          <w:lang w:val="en-US"/>
-        </w:rPr>
-        <w:t>:</w:t>
+        <w:t>3:</w:t>
       </w:r>
       <w:r>
         <w:rPr>
@@ -1407,13 +1401,7 @@
         <w:rPr>
           <w:lang w:val="en-US"/>
         </w:rPr>
-        <w:t>Insertion</w:t>
-      </w:r>
-      <w:r>
-        <w:rPr>
-          <w:lang w:val="en-US"/>
-        </w:rPr>
-        <w:t xml:space="preserve"> Algorithm</w:t>
+        <w:t>Insertion Algorithm</w:t>
       </w:r>
     </w:p>
     <w:p>
@@ -2744,7 +2732,7 @@
           <w:szCs w:val="22"/>
           <w:lang w:val="en-US"/>
         </w:rPr>
-        <w:t>It makes sense, the ordered will practically do not enter in the while loop as the pivot wouldn’t be lower than the previous ones, because of that the random and is much slower and the reverse is the worst possible case.</w:t>
+        <w:t>It makes sense, the ordered will practically do not enter in the while loop as the pivot wouldn’t be lower than the previous ones, because of that the random is much slower and the reverse is the worst possible case.</w:t>
       </w:r>
     </w:p>
     <w:p>
@@ -2802,13 +2790,7 @@
         <w:rPr>
           <w:lang w:val="en-US"/>
         </w:rPr>
-        <w:t>4</w:t>
-      </w:r>
-      <w:r>
-        <w:rPr>
-          <w:lang w:val="en-US"/>
-        </w:rPr>
-        <w:t>:</w:t>
+        <w:t>4:</w:t>
       </w:r>
       <w:r>
         <w:rPr>
@@ -2820,13 +2802,7 @@
         <w:rPr>
           <w:lang w:val="en-US"/>
         </w:rPr>
-        <w:t>Quicksort</w:t>
-      </w:r>
-      <w:r>
-        <w:rPr>
-          <w:lang w:val="en-US"/>
-        </w:rPr>
-        <w:t xml:space="preserve"> Algorithm</w:t>
+        <w:t>Quicksort Algorithm</w:t>
       </w:r>
     </w:p>
     <w:p>
@@ -2856,21 +2832,7 @@
           <w:b/>
           <w:lang w:val="en-US"/>
         </w:rPr>
-        <w:t xml:space="preserve">= </w:t>
-      </w:r>
-      <w:r>
-        <w:rPr>
-          <w:b/>
-          <w:lang w:val="en-US"/>
-        </w:rPr>
-        <w:t>QUICKSORT</w:t>
-      </w:r>
-      <w:r>
-        <w:rPr>
-          <w:b/>
-          <w:lang w:val="en-US"/>
-        </w:rPr>
-        <w:t xml:space="preserve"> ALGORITHM </w:t>
+        <w:t xml:space="preserve">= QUICKSORT ALGORITHM </w:t>
       </w:r>
       <w:r>
         <w:rPr>
@@ -3000,13 +2962,7 @@
               <w:rPr>
                 <w:lang w:val="en-US"/>
               </w:rPr>
-              <w:t>25</w:t>
-            </w:r>
-            <w:r>
-              <w:rPr>
-                <w:lang w:val="en-US"/>
-              </w:rPr>
-              <w:t>0000</w:t>
+              <w:t>250000</w:t>
             </w:r>
           </w:p>
         </w:tc>
@@ -3082,13 +3038,7 @@
               <w:rPr>
                 <w:lang w:val="en-US"/>
               </w:rPr>
-              <w:t>50</w:t>
-            </w:r>
-            <w:r>
-              <w:rPr>
-                <w:lang w:val="en-US"/>
-              </w:rPr>
-              <w:t>0000</w:t>
+              <w:t>500000</w:t>
             </w:r>
           </w:p>
         </w:tc>
@@ -3166,13 +3116,7 @@
               <w:rPr>
                 <w:lang w:val="en-US"/>
               </w:rPr>
-              <w:t>10</w:t>
-            </w:r>
-            <w:r>
-              <w:rPr>
-                <w:lang w:val="en-US"/>
-              </w:rPr>
-              <w:t>0</w:t>
+              <w:t>100</w:t>
             </w:r>
             <w:r>
               <w:rPr>
@@ -3262,13 +3206,7 @@
               <w:rPr>
                 <w:lang w:val="en-US"/>
               </w:rPr>
-              <w:t>20</w:t>
-            </w:r>
-            <w:r>
-              <w:rPr>
-                <w:lang w:val="en-US"/>
-              </w:rPr>
-              <w:t>0</w:t>
+              <w:t>200</w:t>
             </w:r>
             <w:r>
               <w:rPr>
@@ -3358,13 +3296,7 @@
               <w:rPr>
                 <w:lang w:val="en-US"/>
               </w:rPr>
-              <w:t>40</w:t>
-            </w:r>
-            <w:r>
-              <w:rPr>
-                <w:lang w:val="en-US"/>
-              </w:rPr>
-              <w:t>0</w:t>
+              <w:t>400</w:t>
             </w:r>
             <w:r>
               <w:rPr>
@@ -3454,13 +3386,7 @@
               <w:rPr>
                 <w:lang w:val="en-US"/>
               </w:rPr>
-              <w:t>80</w:t>
-            </w:r>
-            <w:r>
-              <w:rPr>
-                <w:lang w:val="en-US"/>
-              </w:rPr>
-              <w:t>0</w:t>
+              <w:t>800</w:t>
             </w:r>
             <w:r>
               <w:rPr>
@@ -3676,20 +3602,58 @@
     <w:p>
       <w:pPr>
         <w:rPr>
-          <w:lang w:val="en-US"/>
-        </w:rPr>
-      </w:pPr>
-      <w:r>
-        <w:rPr>
+          <w:b/>
+          <w:bCs/>
+          <w:lang w:val="en-US"/>
+        </w:rPr>
+      </w:pPr>
+      <w:r>
+        <w:rPr>
+          <w:b/>
+          <w:bCs/>
           <w:lang w:val="en-US"/>
         </w:rPr>
         <w:t>Algorithm      n           time</w:t>
       </w:r>
       <w:r>
         <w:rPr>
-          <w:lang w:val="en-US"/>
-        </w:rPr>
-        <w:t xml:space="preserve">   RELATION 16 M/n   TIME TO SORT 16M                 TIME IN DAYS</w:t>
+          <w:b/>
+          <w:bCs/>
+          <w:lang w:val="en-US"/>
+        </w:rPr>
+        <w:t xml:space="preserve">   </w:t>
+      </w:r>
+      <w:r>
+        <w:rPr>
+          <w:b/>
+          <w:bCs/>
+          <w:lang w:val="en-US"/>
+        </w:rPr>
+        <w:t xml:space="preserve">RELATION 16 M/n </w:t>
+      </w:r>
+      <w:r>
+        <w:rPr>
+          <w:b/>
+          <w:bCs/>
+          <w:lang w:val="en-US"/>
+        </w:rPr>
+        <w:t xml:space="preserve">    </w:t>
+      </w:r>
+      <w:r>
+        <w:rPr>
+          <w:b/>
+          <w:bCs/>
+          <w:lang w:val="en-US"/>
+        </w:rPr>
+        <w:t xml:space="preserve">  </w:t>
+      </w:r>
+      <w:r>
+        <w:rPr>
+          <w:b/>
+          <w:bCs/>
+          <w:lang w:val="en-US"/>
+        </w:rPr>
+        <w:t>TIME TO SORT 16M            TIME IN DAYS</w:t>
       </w:r>
     </w:p>
     <w:p>
@@ -3702,39 +3666,99 @@
         <w:rPr>
           <w:lang w:val="en-US"/>
         </w:rPr>
-        <w:t>Bubble =&gt; 40 000 -&gt; 16 719 =&gt;</w:t>
-      </w:r>
-      <w:r>
-        <w:rPr>
-          <w:lang w:val="en-US"/>
-        </w:rPr>
-        <w:t xml:space="preserve">      400    =</w:t>
+        <w:t>Bubble</w:t>
+      </w:r>
+      <w:r>
+        <w:rPr>
+          <w:lang w:val="en-US"/>
+        </w:rPr>
+        <w:t xml:space="preserve">   </w:t>
+      </w:r>
+      <w:r>
+        <w:rPr>
+          <w:lang w:val="en-US"/>
+        </w:rPr>
+        <w:t xml:space="preserve"> =&gt;</w:t>
+      </w:r>
+      <w:r>
+        <w:rPr>
+          <w:lang w:val="en-US"/>
+        </w:rPr>
+        <w:t xml:space="preserve"> </w:t>
+      </w:r>
+      <w:r>
+        <w:rPr>
+          <w:lang w:val="en-US"/>
+        </w:rPr>
+        <w:t>40 000</w:t>
+      </w:r>
+      <w:r>
+        <w:rPr>
+          <w:lang w:val="en-US"/>
+        </w:rPr>
+        <w:t xml:space="preserve"> =</w:t>
+      </w:r>
+      <w:r>
+        <w:rPr>
+          <w:lang w:val="en-US"/>
+        </w:rPr>
+        <w:t>&gt;</w:t>
+      </w:r>
+      <w:r>
+        <w:rPr>
+          <w:lang w:val="en-US"/>
+        </w:rPr>
+        <w:t xml:space="preserve"> </w:t>
+      </w:r>
+      <w:r>
+        <w:rPr>
+          <w:lang w:val="en-US"/>
+        </w:rPr>
+        <w:t xml:space="preserve">16 </w:t>
       </w:r>
       <w:proofErr w:type="gramStart"/>
       <w:r>
         <w:rPr>
           <w:lang w:val="en-US"/>
         </w:rPr>
-        <w:t xml:space="preserve">&gt;  </w:t>
-      </w:r>
-      <w:r>
-        <w:rPr>
-          <w:lang w:val="en-US"/>
-        </w:rPr>
-        <w:t>16</w:t>
+        <w:t xml:space="preserve">719 </w:t>
+      </w:r>
+      <w:r>
+        <w:rPr>
+          <w:lang w:val="en-US"/>
+        </w:rPr>
+        <w:t xml:space="preserve"> </w:t>
+      </w:r>
+      <w:r>
+        <w:rPr>
+          <w:lang w:val="en-US"/>
+        </w:rPr>
+        <w:t>=</w:t>
       </w:r>
       <w:proofErr w:type="gramEnd"/>
       <w:r>
         <w:rPr>
           <w:lang w:val="en-US"/>
         </w:rPr>
-        <w:t xml:space="preserve"> 719</w:t>
-      </w:r>
-      <w:r>
-        <w:rPr>
-          <w:lang w:val="en-US"/>
-        </w:rPr>
-        <w:t xml:space="preserve">*400^2 = </w:t>
+        <w:t>&gt;</w:t>
+      </w:r>
+      <w:r>
+        <w:rPr>
+          <w:lang w:val="en-US"/>
+        </w:rPr>
+        <w:t xml:space="preserve">   </w:t>
+      </w:r>
+      <w:r>
+        <w:rPr>
+          <w:lang w:val="en-US"/>
+        </w:rPr>
+        <w:t>400</w:t>
+      </w:r>
+      <w:r>
+        <w:rPr>
+          <w:lang w:val="en-US"/>
+        </w:rPr>
+        <w:t xml:space="preserve">  =&gt;  16 719*400^2 = </w:t>
       </w:r>
       <w:r>
         <w:rPr>
@@ -3772,45 +3796,39 @@
         <w:rPr>
           <w:lang w:val="en-US"/>
         </w:rPr>
-        <w:t>=&gt;</w:t>
-      </w:r>
-      <w:r>
-        <w:rPr>
-          <w:lang w:val="en-US"/>
-        </w:rPr>
-        <w:t xml:space="preserve"> 80 000 -&gt; 19 399 =</w:t>
+        <w:t xml:space="preserve">=&gt; 80 000 </w:t>
+      </w:r>
+      <w:r>
+        <w:rPr>
+          <w:lang w:val="en-US"/>
+        </w:rPr>
+        <w:t>=</w:t>
+      </w:r>
+      <w:r>
+        <w:rPr>
+          <w:lang w:val="en-US"/>
+        </w:rPr>
+        <w:t>&gt; 19 399 =&gt;</w:t>
+      </w:r>
+      <w:r>
+        <w:rPr>
+          <w:lang w:val="en-US"/>
+        </w:rPr>
+        <w:t xml:space="preserve"> </w:t>
       </w:r>
       <w:proofErr w:type="gramStart"/>
       <w:r>
         <w:rPr>
           <w:lang w:val="en-US"/>
         </w:rPr>
-        <w:t>&gt;</w:t>
-      </w:r>
-      <w:r>
-        <w:rPr>
-          <w:lang w:val="en-US"/>
-        </w:rPr>
-        <w:t xml:space="preserve">  200</w:t>
+        <w:t>200  =</w:t>
       </w:r>
       <w:proofErr w:type="gramEnd"/>
       <w:r>
         <w:rPr>
           <w:lang w:val="en-US"/>
         </w:rPr>
-        <w:t xml:space="preserve">  =&gt;  19 </w:t>
-      </w:r>
-      <w:r>
-        <w:rPr>
-          <w:lang w:val="en-US"/>
-        </w:rPr>
-        <w:t>399</w:t>
-      </w:r>
-      <w:r>
-        <w:rPr>
-          <w:lang w:val="en-US"/>
-        </w:rPr>
-        <w:t xml:space="preserve">*200^2 = 775.960.00ms =&gt; </w:t>
+        <w:t xml:space="preserve">&gt;  19 399*200^2 = 775.960.00ms =&gt; </w:t>
       </w:r>
       <w:r>
         <w:rPr>
@@ -3823,14 +3841,57 @@
     <w:p>
       <w:pPr>
         <w:rPr>
-          <w:lang w:val="en-US"/>
-        </w:rPr>
-      </w:pPr>
-      <w:r>
-        <w:rPr>
-          <w:lang w:val="en-US"/>
-        </w:rPr>
-        <w:t xml:space="preserve">Insertion </w:t>
+          <w:b/>
+          <w:lang w:val="en-US"/>
+        </w:rPr>
+      </w:pPr>
+      <w:r>
+        <w:rPr>
+          <w:lang w:val="en-US"/>
+        </w:rPr>
+        <w:t>Insertion</w:t>
+      </w:r>
+      <w:r>
+        <w:rPr>
+          <w:lang w:val="en-US"/>
+        </w:rPr>
+        <w:t xml:space="preserve"> =&gt; </w:t>
+      </w:r>
+      <w:r>
+        <w:rPr>
+          <w:lang w:val="en-US"/>
+        </w:rPr>
+        <w:t>160 000</w:t>
+      </w:r>
+      <w:r>
+        <w:rPr>
+          <w:lang w:val="en-US"/>
+        </w:rPr>
+        <w:t>=</w:t>
+      </w:r>
+      <w:r>
+        <w:rPr>
+          <w:lang w:val="en-US"/>
+        </w:rPr>
+        <w:t>&gt;</w:t>
+      </w:r>
+      <w:r>
+        <w:rPr>
+          <w:lang w:val="en-US"/>
+        </w:rPr>
+        <w:t xml:space="preserve"> </w:t>
+      </w:r>
+      <w:r>
+        <w:rPr>
+          <w:lang w:val="en-US"/>
+        </w:rPr>
+        <w:t>37 380</w:t>
+      </w:r>
+      <w:r>
+        <w:rPr>
+          <w:lang w:val="en-US"/>
+        </w:rPr>
+        <w:t xml:space="preserve"> </w:t>
       </w:r>
       <w:r>
         <w:rPr>
@@ -3842,19 +3903,19 @@
         <w:rPr>
           <w:lang w:val="en-US"/>
         </w:rPr>
-        <w:t xml:space="preserve"> </w:t>
-      </w:r>
-      <w:r>
-        <w:rPr>
-          <w:lang w:val="en-US"/>
-        </w:rPr>
-        <w:t>160 000 -&gt; 37 380 =&gt;</w:t>
-      </w:r>
-      <w:r>
-        <w:rPr>
-          <w:lang w:val="en-US"/>
-        </w:rPr>
-        <w:t xml:space="preserve"> 100 =&gt; 37 380*100^2 = </w:t>
+        <w:t xml:space="preserve"> 100 =&gt; </w:t>
+      </w:r>
+      <w:r>
+        <w:rPr>
+          <w:lang w:val="en-US"/>
+        </w:rPr>
+        <w:t xml:space="preserve">37 380*100^2 </w:t>
+      </w:r>
+      <w:r>
+        <w:rPr>
+          <w:lang w:val="en-US"/>
+        </w:rPr>
+        <w:t xml:space="preserve">= </w:t>
       </w:r>
       <w:r>
         <w:rPr>
@@ -3873,23 +3934,7 @@
           <w:b/>
           <w:lang w:val="en-US"/>
         </w:rPr>
-        <w:t>4</w:t>
-      </w:r>
-      <w:proofErr w:type="gramStart"/>
-      <w:r>
-        <w:rPr>
-          <w:b/>
-          <w:lang w:val="en-US"/>
-        </w:rPr>
-        <w:t>,33</w:t>
-      </w:r>
-      <w:proofErr w:type="gramEnd"/>
-      <w:r>
-        <w:rPr>
-          <w:b/>
-          <w:lang w:val="en-US"/>
-        </w:rPr>
-        <w:t xml:space="preserve"> days</w:t>
+        <w:t>4,33 days</w:t>
       </w:r>
     </w:p>
     <w:p>
@@ -3939,87 +3984,64 @@
     </w:p>
     <w:p>
       <w:pPr>
-        <w:rPr>
-          <w:bCs/>
-          <w:szCs w:val="22"/>
-          <w:lang w:val="en-US"/>
-        </w:rPr>
-      </w:pPr>
+        <w:pStyle w:val="TituloApartado1"/>
+        <w:rPr>
+          <w:lang w:val="en-US"/>
+        </w:rPr>
+      </w:pPr>
+      <w:r>
+        <w:rPr>
+          <w:lang w:val="en-US"/>
+        </w:rPr>
+        <w:lastRenderedPageBreak/>
+        <w:t>Ac</w:t>
+      </w:r>
+      <w:r>
+        <w:rPr>
+          <w:lang w:val="en-US"/>
+        </w:rPr>
+        <w:t>tivity</w:t>
+      </w:r>
+      <w:r>
+        <w:rPr>
+          <w:lang w:val="en-US"/>
+        </w:rPr>
+        <w:t xml:space="preserve"> </w:t>
+      </w:r>
+      <w:r>
+        <w:rPr>
+          <w:lang w:val="en-US"/>
+        </w:rPr>
+        <w:t>5:</w:t>
+      </w:r>
+      <w:r>
+        <w:rPr>
+          <w:lang w:val="en-US"/>
+        </w:rPr>
+        <w:t xml:space="preserve"> </w:t>
+      </w:r>
+      <w:r>
+        <w:rPr>
+          <w:lang w:val="en-US"/>
+        </w:rPr>
+        <w:t>Quicksort + Insertion Algorithm</w:t>
+      </w:r>
     </w:p>
     <w:p>
       <w:pPr>
-        <w:pStyle w:val="TituloApartado1"/>
-        <w:rPr>
-          <w:lang w:val="en-US"/>
-        </w:rPr>
-      </w:pPr>
-      <w:r>
-        <w:rPr>
-          <w:lang w:val="en-US"/>
-        </w:rPr>
-        <w:lastRenderedPageBreak/>
-        <w:t>Ac</w:t>
-      </w:r>
-      <w:r>
-        <w:rPr>
-          <w:lang w:val="en-US"/>
-        </w:rPr>
-        <w:t>tivity</w:t>
-      </w:r>
-      <w:r>
-        <w:rPr>
-          <w:lang w:val="en-US"/>
-        </w:rPr>
-        <w:t xml:space="preserve"> </w:t>
-      </w:r>
-      <w:r>
-        <w:rPr>
-          <w:lang w:val="en-US"/>
-        </w:rPr>
-        <w:t>5</w:t>
-      </w:r>
-      <w:r>
-        <w:rPr>
-          <w:lang w:val="en-US"/>
-        </w:rPr>
-        <w:t>:</w:t>
-      </w:r>
-      <w:r>
-        <w:rPr>
-          <w:lang w:val="en-US"/>
-        </w:rPr>
-        <w:t xml:space="preserve"> </w:t>
-      </w:r>
-      <w:r>
-        <w:rPr>
-          <w:lang w:val="en-US"/>
-        </w:rPr>
-        <w:t xml:space="preserve">Quicksort </w:t>
-      </w:r>
-      <w:r>
-        <w:rPr>
-          <w:lang w:val="en-US"/>
-        </w:rPr>
-        <w:t xml:space="preserve">+ Insertion </w:t>
-      </w:r>
-      <w:r>
-        <w:rPr>
-          <w:lang w:val="en-US"/>
-        </w:rPr>
-        <w:t>Algorithm</w:t>
-      </w:r>
-    </w:p>
-    <w:p>
-      <w:pPr>
-        <w:rPr>
-          <w:lang w:val="en-US"/>
-        </w:rPr>
-      </w:pPr>
-      <w:r>
-        <w:rPr>
-          <w:lang w:val="en-US"/>
-        </w:rPr>
-        <w:t>N=16000000</w:t>
+        <w:rPr>
+          <w:sz w:val="22"/>
+          <w:szCs w:val="22"/>
+          <w:lang w:val="en-US"/>
+        </w:rPr>
+      </w:pPr>
+      <w:r>
+        <w:rPr>
+          <w:sz w:val="22"/>
+          <w:szCs w:val="22"/>
+          <w:lang w:val="en-US"/>
+        </w:rPr>
+        <w:t>(There has been a change in the computer use to measure the times from previous exercises)</w:t>
       </w:r>
     </w:p>
     <w:p>
@@ -4062,17 +4084,17 @@
     <w:tbl>
       <w:tblPr>
         <w:tblStyle w:val="Tablaconcuadrcula"/>
-        <w:tblW w:w="6374" w:type="dxa"/>
+        <w:tblW w:w="7792" w:type="dxa"/>
         <w:tblLook w:val="04A0" w:firstRow="1" w:lastRow="0" w:firstColumn="1" w:lastColumn="0" w:noHBand="0" w:noVBand="1"/>
       </w:tblPr>
       <w:tblGrid>
-        <w:gridCol w:w="3539"/>
-        <w:gridCol w:w="2835"/>
+        <w:gridCol w:w="4390"/>
+        <w:gridCol w:w="3402"/>
       </w:tblGrid>
       <w:tr>
         <w:tc>
           <w:tcPr>
-            <w:tcW w:w="3539" w:type="dxa"/>
+            <w:tcW w:w="4390" w:type="dxa"/>
           </w:tcPr>
           <w:p>
             <w:pPr>
@@ -4090,13 +4112,32 @@
                 <w:b/>
                 <w:lang w:val="en-US"/>
               </w:rPr>
-              <w:t>n</w:t>
-            </w:r>
-          </w:p>
-        </w:tc>
-        <w:tc>
-          <w:tcPr>
-            <w:tcW w:w="2835" w:type="dxa"/>
+              <w:t xml:space="preserve">Algorithm </w:t>
+            </w:r>
+            <w:r>
+              <w:rPr>
+                <w:bCs/>
+                <w:lang w:val="en-US"/>
+              </w:rPr>
+              <w:t>(n=</w:t>
+            </w:r>
+            <w:r>
+              <w:rPr>
+                <w:lang w:val="en-US"/>
+              </w:rPr>
+              <w:t>16000000</w:t>
+            </w:r>
+            <w:r>
+              <w:rPr>
+                <w:lang w:val="en-US"/>
+              </w:rPr>
+              <w:t>)</w:t>
+            </w:r>
+          </w:p>
+        </w:tc>
+        <w:tc>
+          <w:tcPr>
+            <w:tcW w:w="3402" w:type="dxa"/>
           </w:tcPr>
           <w:p>
             <w:pPr>
@@ -4119,7 +4160,7 @@
       <w:tr>
         <w:tc>
           <w:tcPr>
-            <w:tcW w:w="3539" w:type="dxa"/>
+            <w:tcW w:w="4390" w:type="dxa"/>
           </w:tcPr>
           <w:p>
             <w:pPr>
@@ -4141,65 +4182,63 @@
         </w:tc>
         <w:tc>
           <w:tcPr>
-            <w:tcW w:w="2835" w:type="dxa"/>
-          </w:tcPr>
-          <w:p>
-            <w:pPr>
-              <w:jc w:val="center"/>
-            </w:pPr>
-            <w:r>
-              <w:rPr>
-                <w:lang w:val="en-US"/>
-              </w:rPr>
-              <w:t>10458</w:t>
-            </w:r>
-            <w:bookmarkStart w:id="1" w:name="_GoBack"/>
-            <w:bookmarkEnd w:id="1"/>
+            <w:tcW w:w="3402" w:type="dxa"/>
+          </w:tcPr>
+          <w:p>
+            <w:pPr>
+              <w:jc w:val="center"/>
+            </w:pPr>
+            <w:r>
+              <w:t>25</w:t>
+            </w:r>
+            <w:r>
+              <w:t xml:space="preserve"> </w:t>
+            </w:r>
+            <w:r>
+              <w:t>160</w:t>
+            </w:r>
           </w:p>
         </w:tc>
       </w:tr>
       <w:tr>
         <w:tc>
           <w:tcPr>
-            <w:tcW w:w="3539" w:type="dxa"/>
-          </w:tcPr>
-          <w:p>
-            <w:pPr>
-              <w:jc w:val="center"/>
-              <w:rPr>
-                <w:lang w:val="en-US"/>
-              </w:rPr>
-            </w:pPr>
-            <w:r>
-              <w:rPr>
-                <w:lang w:val="en-US"/>
-              </w:rPr>
-              <w:t>Quicksort</w:t>
-            </w:r>
-            <w:r>
-              <w:rPr>
-                <w:lang w:val="en-US"/>
-              </w:rPr>
-              <w:t>+Insertion (k=5)</w:t>
-            </w:r>
-          </w:p>
-        </w:tc>
-        <w:tc>
-          <w:tcPr>
-            <w:tcW w:w="2835" w:type="dxa"/>
-          </w:tcPr>
-          <w:p>
-            <w:pPr>
-              <w:jc w:val="center"/>
-              <w:rPr>
-                <w:lang w:val="en-US"/>
-              </w:rPr>
-            </w:pPr>
-            <w:r>
-              <w:rPr>
-                <w:lang w:val="en-US"/>
-              </w:rPr>
-              <w:t>1791</w:t>
+            <w:tcW w:w="4390" w:type="dxa"/>
+          </w:tcPr>
+          <w:p>
+            <w:pPr>
+              <w:jc w:val="center"/>
+              <w:rPr>
+                <w:lang w:val="en-US"/>
+              </w:rPr>
+            </w:pPr>
+            <w:r>
+              <w:rPr>
+                <w:lang w:val="en-US"/>
+              </w:rPr>
+              <w:t>Quicksort+Insertion (k=5)</w:t>
+            </w:r>
+          </w:p>
+        </w:tc>
+        <w:tc>
+          <w:tcPr>
+            <w:tcW w:w="3402" w:type="dxa"/>
+          </w:tcPr>
+          <w:p>
+            <w:pPr>
+              <w:jc w:val="center"/>
+              <w:rPr>
+                <w:lang w:val="en-US"/>
+              </w:rPr>
+            </w:pPr>
+            <w:r>
+              <w:t>24</w:t>
+            </w:r>
+            <w:r>
+              <w:t xml:space="preserve"> </w:t>
+            </w:r>
+            <w:r>
+              <w:t>394</w:t>
             </w:r>
           </w:p>
         </w:tc>
@@ -4207,368 +4246,344 @@
       <w:tr>
         <w:tc>
           <w:tcPr>
-            <w:tcW w:w="3539" w:type="dxa"/>
-          </w:tcPr>
-          <w:p>
-            <w:pPr>
-              <w:jc w:val="center"/>
-              <w:rPr>
-                <w:lang w:val="en-US"/>
-              </w:rPr>
-            </w:pPr>
-            <w:r>
-              <w:rPr>
-                <w:lang w:val="en-US"/>
-              </w:rPr>
-              <w:t>Quicksort+Insertion (k=</w:t>
-            </w:r>
-            <w:r>
-              <w:rPr>
-                <w:lang w:val="en-US"/>
-              </w:rPr>
-              <w:t>10</w:t>
-            </w:r>
-            <w:r>
-              <w:rPr>
-                <w:lang w:val="en-US"/>
-              </w:rPr>
-              <w:t>)</w:t>
-            </w:r>
-          </w:p>
-        </w:tc>
-        <w:tc>
-          <w:tcPr>
-            <w:tcW w:w="2835" w:type="dxa"/>
-          </w:tcPr>
-          <w:p>
-            <w:pPr>
-              <w:jc w:val="center"/>
-              <w:rPr>
-                <w:lang w:val="en-US"/>
-              </w:rPr>
-            </w:pPr>
+            <w:tcW w:w="4390" w:type="dxa"/>
+          </w:tcPr>
+          <w:p>
+            <w:pPr>
+              <w:jc w:val="center"/>
+              <w:rPr>
+                <w:lang w:val="en-US"/>
+              </w:rPr>
+            </w:pPr>
+            <w:r>
+              <w:rPr>
+                <w:lang w:val="en-US"/>
+              </w:rPr>
+              <w:t>Quicksort+Insertion (k=10)</w:t>
+            </w:r>
+          </w:p>
+        </w:tc>
+        <w:tc>
+          <w:tcPr>
+            <w:tcW w:w="3402" w:type="dxa"/>
+          </w:tcPr>
+          <w:p>
+            <w:pPr>
+              <w:jc w:val="center"/>
+              <w:rPr>
+                <w:lang w:val="en-US"/>
+              </w:rPr>
+            </w:pPr>
+            <w:r>
+              <w:t>23</w:t>
+            </w:r>
+            <w:r>
+              <w:t xml:space="preserve"> </w:t>
+            </w:r>
+            <w:r>
+              <w:t>865</w:t>
+            </w:r>
           </w:p>
         </w:tc>
       </w:tr>
       <w:tr>
         <w:tc>
           <w:tcPr>
-            <w:tcW w:w="3539" w:type="dxa"/>
-          </w:tcPr>
-          <w:p>
-            <w:pPr>
-              <w:jc w:val="center"/>
-              <w:rPr>
-                <w:lang w:val="en-US"/>
-              </w:rPr>
-            </w:pPr>
-            <w:r>
-              <w:rPr>
-                <w:lang w:val="en-US"/>
-              </w:rPr>
-              <w:t>Quicksort+Insertion (k=</w:t>
-            </w:r>
-            <w:r>
-              <w:rPr>
-                <w:lang w:val="en-US"/>
-              </w:rPr>
-              <w:t>20</w:t>
-            </w:r>
-            <w:r>
-              <w:rPr>
-                <w:lang w:val="en-US"/>
-              </w:rPr>
-              <w:t>)</w:t>
-            </w:r>
-          </w:p>
-        </w:tc>
-        <w:tc>
-          <w:tcPr>
-            <w:tcW w:w="2835" w:type="dxa"/>
-          </w:tcPr>
-          <w:p>
-            <w:pPr>
-              <w:jc w:val="center"/>
-              <w:rPr>
-                <w:lang w:val="en-US"/>
-              </w:rPr>
-            </w:pPr>
+            <w:tcW w:w="4390" w:type="dxa"/>
+          </w:tcPr>
+          <w:p>
+            <w:pPr>
+              <w:jc w:val="center"/>
+              <w:rPr>
+                <w:lang w:val="en-US"/>
+              </w:rPr>
+            </w:pPr>
+            <w:r>
+              <w:rPr>
+                <w:lang w:val="en-US"/>
+              </w:rPr>
+              <w:t>Quicksort+Insertion (k=20)</w:t>
+            </w:r>
+          </w:p>
+        </w:tc>
+        <w:tc>
+          <w:tcPr>
+            <w:tcW w:w="3402" w:type="dxa"/>
+          </w:tcPr>
+          <w:p>
+            <w:pPr>
+              <w:jc w:val="center"/>
+              <w:rPr>
+                <w:lang w:val="en-US"/>
+              </w:rPr>
+            </w:pPr>
+            <w:r>
+              <w:t>22</w:t>
+            </w:r>
+            <w:r>
+              <w:t xml:space="preserve"> </w:t>
+            </w:r>
+            <w:r>
+              <w:t>799</w:t>
+            </w:r>
           </w:p>
         </w:tc>
       </w:tr>
       <w:tr>
         <w:tc>
           <w:tcPr>
-            <w:tcW w:w="3539" w:type="dxa"/>
-          </w:tcPr>
-          <w:p>
-            <w:pPr>
-              <w:jc w:val="center"/>
-              <w:rPr>
-                <w:lang w:val="en-US"/>
-              </w:rPr>
-            </w:pPr>
-            <w:r>
-              <w:rPr>
-                <w:lang w:val="en-US"/>
-              </w:rPr>
-              <w:t>Quicksort+Insertion (k=</w:t>
-            </w:r>
-            <w:r>
-              <w:rPr>
-                <w:lang w:val="en-US"/>
-              </w:rPr>
-              <w:t>30</w:t>
-            </w:r>
-            <w:r>
-              <w:rPr>
-                <w:lang w:val="en-US"/>
-              </w:rPr>
-              <w:t>)</w:t>
-            </w:r>
-          </w:p>
-        </w:tc>
-        <w:tc>
-          <w:tcPr>
-            <w:tcW w:w="2835" w:type="dxa"/>
-          </w:tcPr>
-          <w:p>
-            <w:pPr>
-              <w:jc w:val="center"/>
-              <w:rPr>
-                <w:lang w:val="en-US"/>
-              </w:rPr>
-            </w:pPr>
+            <w:tcW w:w="4390" w:type="dxa"/>
+          </w:tcPr>
+          <w:p>
+            <w:pPr>
+              <w:jc w:val="center"/>
+              <w:rPr>
+                <w:lang w:val="en-US"/>
+              </w:rPr>
+            </w:pPr>
+            <w:r>
+              <w:rPr>
+                <w:lang w:val="en-US"/>
+              </w:rPr>
+              <w:t>Quicksort+Insertion (k=30)</w:t>
+            </w:r>
+          </w:p>
+        </w:tc>
+        <w:tc>
+          <w:tcPr>
+            <w:tcW w:w="3402" w:type="dxa"/>
+          </w:tcPr>
+          <w:p>
+            <w:pPr>
+              <w:jc w:val="center"/>
+              <w:rPr>
+                <w:lang w:val="en-US"/>
+              </w:rPr>
+            </w:pPr>
+            <w:r>
+              <w:t>22</w:t>
+            </w:r>
+            <w:r>
+              <w:t xml:space="preserve"> </w:t>
+            </w:r>
+            <w:r>
+              <w:t>879</w:t>
+            </w:r>
           </w:p>
         </w:tc>
       </w:tr>
       <w:tr>
         <w:tc>
           <w:tcPr>
-            <w:tcW w:w="3539" w:type="dxa"/>
-          </w:tcPr>
-          <w:p>
-            <w:pPr>
-              <w:jc w:val="center"/>
-              <w:rPr>
-                <w:lang w:val="en-US"/>
-              </w:rPr>
-            </w:pPr>
-            <w:r>
-              <w:rPr>
-                <w:lang w:val="en-US"/>
-              </w:rPr>
-              <w:t>Quicksort+Insertion (k=5</w:t>
-            </w:r>
-            <w:r>
-              <w:rPr>
-                <w:lang w:val="en-US"/>
-              </w:rPr>
-              <w:t>0</w:t>
-            </w:r>
-            <w:r>
-              <w:rPr>
-                <w:lang w:val="en-US"/>
-              </w:rPr>
-              <w:t>)</w:t>
-            </w:r>
-          </w:p>
-        </w:tc>
-        <w:tc>
-          <w:tcPr>
-            <w:tcW w:w="2835" w:type="dxa"/>
-          </w:tcPr>
-          <w:p>
-            <w:pPr>
-              <w:jc w:val="center"/>
-              <w:rPr>
-                <w:lang w:val="en-US"/>
-              </w:rPr>
-            </w:pPr>
+            <w:tcW w:w="4390" w:type="dxa"/>
+          </w:tcPr>
+          <w:p>
+            <w:pPr>
+              <w:jc w:val="center"/>
+              <w:rPr>
+                <w:lang w:val="en-US"/>
+              </w:rPr>
+            </w:pPr>
+            <w:r>
+              <w:rPr>
+                <w:lang w:val="en-US"/>
+              </w:rPr>
+              <w:t>Quicksort+Insertion (k=50)</w:t>
+            </w:r>
+          </w:p>
+        </w:tc>
+        <w:tc>
+          <w:tcPr>
+            <w:tcW w:w="3402" w:type="dxa"/>
+          </w:tcPr>
+          <w:p>
+            <w:pPr>
+              <w:jc w:val="center"/>
+              <w:rPr>
+                <w:lang w:val="en-US"/>
+              </w:rPr>
+            </w:pPr>
+            <w:r>
+              <w:t>21</w:t>
+            </w:r>
+            <w:r>
+              <w:t xml:space="preserve"> </w:t>
+            </w:r>
+            <w:r>
+              <w:t>623</w:t>
+            </w:r>
           </w:p>
         </w:tc>
       </w:tr>
       <w:tr>
         <w:tc>
           <w:tcPr>
-            <w:tcW w:w="3539" w:type="dxa"/>
-          </w:tcPr>
-          <w:p>
-            <w:pPr>
-              <w:jc w:val="center"/>
-              <w:rPr>
-                <w:lang w:val="en-US"/>
-              </w:rPr>
-            </w:pPr>
-            <w:r>
-              <w:rPr>
-                <w:lang w:val="en-US"/>
-              </w:rPr>
-              <w:t>Quicksort+Insertion (k=</w:t>
-            </w:r>
-            <w:r>
-              <w:rPr>
-                <w:lang w:val="en-US"/>
-              </w:rPr>
-              <w:t>100</w:t>
-            </w:r>
-            <w:r>
-              <w:rPr>
-                <w:lang w:val="en-US"/>
-              </w:rPr>
-              <w:t>)</w:t>
-            </w:r>
-          </w:p>
-        </w:tc>
-        <w:tc>
-          <w:tcPr>
-            <w:tcW w:w="2835" w:type="dxa"/>
-          </w:tcPr>
-          <w:p>
-            <w:pPr>
-              <w:jc w:val="center"/>
-              <w:rPr>
-                <w:lang w:val="en-US"/>
-              </w:rPr>
-            </w:pPr>
+            <w:tcW w:w="4390" w:type="dxa"/>
+          </w:tcPr>
+          <w:p>
+            <w:pPr>
+              <w:jc w:val="center"/>
+              <w:rPr>
+                <w:lang w:val="en-US"/>
+              </w:rPr>
+            </w:pPr>
+            <w:r>
+              <w:rPr>
+                <w:lang w:val="en-US"/>
+              </w:rPr>
+              <w:t>Quicksort+Insertion (k=100)</w:t>
+            </w:r>
+          </w:p>
+        </w:tc>
+        <w:tc>
+          <w:tcPr>
+            <w:tcW w:w="3402" w:type="dxa"/>
+          </w:tcPr>
+          <w:p>
+            <w:pPr>
+              <w:jc w:val="center"/>
+              <w:rPr>
+                <w:lang w:val="en-US"/>
+              </w:rPr>
+            </w:pPr>
+            <w:r>
+              <w:t>17</w:t>
+            </w:r>
+            <w:r>
+              <w:t xml:space="preserve"> </w:t>
+            </w:r>
+            <w:r>
+              <w:t>938</w:t>
+            </w:r>
           </w:p>
         </w:tc>
       </w:tr>
       <w:tr>
         <w:tc>
           <w:tcPr>
-            <w:tcW w:w="3539" w:type="dxa"/>
-          </w:tcPr>
-          <w:p>
-            <w:pPr>
-              <w:jc w:val="center"/>
-              <w:rPr>
-                <w:lang w:val="en-US"/>
-              </w:rPr>
-            </w:pPr>
-            <w:r>
-              <w:rPr>
-                <w:lang w:val="en-US"/>
-              </w:rPr>
-              <w:t>Quicksort+Insertion (k=</w:t>
-            </w:r>
-            <w:r>
-              <w:rPr>
-                <w:lang w:val="en-US"/>
-              </w:rPr>
-              <w:t>2</w:t>
-            </w:r>
-            <w:r>
-              <w:rPr>
-                <w:lang w:val="en-US"/>
-              </w:rPr>
-              <w:t>00)</w:t>
-            </w:r>
-          </w:p>
-        </w:tc>
-        <w:tc>
-          <w:tcPr>
-            <w:tcW w:w="2835" w:type="dxa"/>
-          </w:tcPr>
-          <w:p>
-            <w:pPr>
-              <w:jc w:val="center"/>
-              <w:rPr>
-                <w:lang w:val="en-US"/>
-              </w:rPr>
-            </w:pPr>
+            <w:tcW w:w="4390" w:type="dxa"/>
+          </w:tcPr>
+          <w:p>
+            <w:pPr>
+              <w:jc w:val="center"/>
+              <w:rPr>
+                <w:lang w:val="en-US"/>
+              </w:rPr>
+            </w:pPr>
+            <w:r>
+              <w:rPr>
+                <w:lang w:val="en-US"/>
+              </w:rPr>
+              <w:t>Quicksort+Insertion (k=200)</w:t>
+            </w:r>
+          </w:p>
+        </w:tc>
+        <w:tc>
+          <w:tcPr>
+            <w:tcW w:w="3402" w:type="dxa"/>
+          </w:tcPr>
+          <w:p>
+            <w:pPr>
+              <w:jc w:val="center"/>
+              <w:rPr>
+                <w:lang w:val="en-US"/>
+              </w:rPr>
+            </w:pPr>
+            <w:r>
+              <w:t>10</w:t>
+            </w:r>
+            <w:r>
+              <w:t xml:space="preserve"> </w:t>
+            </w:r>
+            <w:r>
+              <w:t>903</w:t>
+            </w:r>
           </w:p>
         </w:tc>
       </w:tr>
       <w:tr>
         <w:tc>
           <w:tcPr>
-            <w:tcW w:w="3539" w:type="dxa"/>
-          </w:tcPr>
-          <w:p>
-            <w:pPr>
-              <w:jc w:val="center"/>
-              <w:rPr>
-                <w:lang w:val="en-US"/>
-              </w:rPr>
-            </w:pPr>
-            <w:r>
-              <w:rPr>
-                <w:lang w:val="en-US"/>
-              </w:rPr>
-              <w:t>Quicksort+Insertion (k=</w:t>
-            </w:r>
-            <w:r>
-              <w:rPr>
-                <w:lang w:val="en-US"/>
-              </w:rPr>
-              <w:t>5</w:t>
-            </w:r>
-            <w:r>
-              <w:rPr>
-                <w:lang w:val="en-US"/>
-              </w:rPr>
-              <w:t>00)</w:t>
-            </w:r>
-          </w:p>
-        </w:tc>
-        <w:tc>
-          <w:tcPr>
-            <w:tcW w:w="2835" w:type="dxa"/>
-          </w:tcPr>
-          <w:p>
-            <w:pPr>
-              <w:jc w:val="center"/>
-              <w:rPr>
-                <w:lang w:val="en-US"/>
-              </w:rPr>
-            </w:pPr>
+            <w:tcW w:w="4390" w:type="dxa"/>
+          </w:tcPr>
+          <w:p>
+            <w:pPr>
+              <w:jc w:val="center"/>
+              <w:rPr>
+                <w:lang w:val="en-US"/>
+              </w:rPr>
+            </w:pPr>
+            <w:r>
+              <w:rPr>
+                <w:lang w:val="en-US"/>
+              </w:rPr>
+              <w:t>Quicksort+Insertion (k=500)</w:t>
+            </w:r>
+          </w:p>
+        </w:tc>
+        <w:tc>
+          <w:tcPr>
+            <w:tcW w:w="3402" w:type="dxa"/>
+          </w:tcPr>
+          <w:p>
+            <w:pPr>
+              <w:jc w:val="center"/>
+              <w:rPr>
+                <w:lang w:val="en-US"/>
+              </w:rPr>
+            </w:pPr>
+            <w:r>
+              <w:t>8</w:t>
+            </w:r>
+            <w:r>
+              <w:t xml:space="preserve"> </w:t>
+            </w:r>
+            <w:r>
+              <w:t>532</w:t>
+            </w:r>
           </w:p>
         </w:tc>
       </w:tr>
       <w:tr>
         <w:tc>
           <w:tcPr>
-            <w:tcW w:w="3539" w:type="dxa"/>
-          </w:tcPr>
-          <w:p>
-            <w:pPr>
-              <w:jc w:val="center"/>
-              <w:rPr>
-                <w:lang w:val="en-US"/>
-              </w:rPr>
-            </w:pPr>
-            <w:r>
-              <w:rPr>
-                <w:lang w:val="en-US"/>
-              </w:rPr>
-              <w:t>Quicksort+Insertion (k=1</w:t>
-            </w:r>
-            <w:r>
-              <w:rPr>
-                <w:lang w:val="en-US"/>
-              </w:rPr>
-              <w:t>0</w:t>
-            </w:r>
-            <w:r>
-              <w:rPr>
-                <w:lang w:val="en-US"/>
-              </w:rPr>
-              <w:t>00)</w:t>
-            </w:r>
-          </w:p>
-        </w:tc>
-        <w:tc>
-          <w:tcPr>
-            <w:tcW w:w="2835" w:type="dxa"/>
-          </w:tcPr>
-          <w:p>
-            <w:pPr>
-              <w:jc w:val="center"/>
-              <w:rPr>
-                <w:lang w:val="en-US"/>
-              </w:rPr>
-            </w:pPr>
+            <w:tcW w:w="4390" w:type="dxa"/>
+          </w:tcPr>
+          <w:p>
+            <w:pPr>
+              <w:jc w:val="center"/>
+              <w:rPr>
+                <w:lang w:val="en-US"/>
+              </w:rPr>
+            </w:pPr>
+            <w:r>
+              <w:rPr>
+                <w:lang w:val="en-US"/>
+              </w:rPr>
+              <w:t>Quicksort+Insertion (k=1000)</w:t>
+            </w:r>
+          </w:p>
+        </w:tc>
+        <w:tc>
+          <w:tcPr>
+            <w:tcW w:w="3402" w:type="dxa"/>
+          </w:tcPr>
+          <w:p>
+            <w:pPr>
+              <w:jc w:val="center"/>
+              <w:rPr>
+                <w:lang w:val="en-US"/>
+              </w:rPr>
+            </w:pPr>
+            <w:r>
+              <w:t>7</w:t>
+            </w:r>
+            <w:r>
+              <w:t xml:space="preserve"> </w:t>
+            </w:r>
+            <w:r>
+              <w:t>991</w:t>
+            </w:r>
           </w:p>
         </w:tc>
       </w:tr>
@@ -4581,6 +4596,103 @@
           <w:lang w:val="en-US"/>
         </w:rPr>
       </w:pPr>
+    </w:p>
+    <w:p>
+      <w:pPr>
+        <w:rPr>
+          <w:bCs/>
+          <w:szCs w:val="22"/>
+          <w:lang w:val="en-US"/>
+        </w:rPr>
+      </w:pPr>
+      <w:r>
+        <w:rPr>
+          <w:bCs/>
+          <w:szCs w:val="22"/>
+          <w:lang w:val="en-US"/>
+        </w:rPr>
+        <w:t xml:space="preserve">We can see a huge </w:t>
+      </w:r>
+      <w:proofErr w:type="gramStart"/>
+      <w:r>
+        <w:rPr>
+          <w:bCs/>
+          <w:szCs w:val="22"/>
+          <w:lang w:val="en-US"/>
+        </w:rPr>
+        <w:t>improve</w:t>
+      </w:r>
+      <w:proofErr w:type="gramEnd"/>
+      <w:r>
+        <w:rPr>
+          <w:bCs/>
+          <w:szCs w:val="22"/>
+          <w:lang w:val="en-US"/>
+        </w:rPr>
+        <w:t xml:space="preserve"> of the </w:t>
+      </w:r>
+      <w:proofErr w:type="spellStart"/>
+      <w:r>
+        <w:rPr>
+          <w:bCs/>
+          <w:szCs w:val="22"/>
+          <w:lang w:val="en-US"/>
+        </w:rPr>
+        <w:t>QuickSort</w:t>
+      </w:r>
+      <w:proofErr w:type="spellEnd"/>
+      <w:r>
+        <w:rPr>
+          <w:bCs/>
+          <w:szCs w:val="22"/>
+          <w:lang w:val="en-US"/>
+        </w:rPr>
+        <w:t xml:space="preserve"> algorithm by adding this mixing with Insertion.</w:t>
+      </w:r>
+      <w:r>
+        <w:rPr>
+          <w:bCs/>
+          <w:szCs w:val="22"/>
+          <w:lang w:val="en-US"/>
+        </w:rPr>
+        <w:t xml:space="preserve"> It seems that the bigger the limit </w:t>
+      </w:r>
+      <w:proofErr w:type="gramStart"/>
+      <w:r>
+        <w:rPr>
+          <w:bCs/>
+          <w:szCs w:val="22"/>
+          <w:lang w:val="en-US"/>
+        </w:rPr>
+        <w:t>constant</w:t>
+      </w:r>
+      <w:proofErr w:type="gramEnd"/>
+      <w:r>
+        <w:rPr>
+          <w:bCs/>
+          <w:szCs w:val="22"/>
+          <w:lang w:val="en-US"/>
+        </w:rPr>
+        <w:t xml:space="preserve">, the shorter the time, but obviously it must be a point where it stops to be </w:t>
+      </w:r>
+      <w:proofErr w:type="gramStart"/>
+      <w:r>
+        <w:rPr>
+          <w:bCs/>
+          <w:szCs w:val="22"/>
+          <w:lang w:val="en-US"/>
+        </w:rPr>
+        <w:t>profitable</w:t>
+      </w:r>
+      <w:proofErr w:type="gramEnd"/>
+      <w:r>
+        <w:rPr>
+          <w:bCs/>
+          <w:szCs w:val="22"/>
+          <w:lang w:val="en-US"/>
+        </w:rPr>
+        <w:t xml:space="preserve"> and the time starts to increase.</w:t>
+      </w:r>
     </w:p>
     <w:sectPr>
       <w:headerReference w:type="default" r:id="rId10"/>
@@ -4595,7 +4707,7 @@
 </file>
 
 <file path=word/endnotes.xml><?xml version="1.0" encoding="utf-8"?>
-<w:endnotes xmlns:wpc="http://schemas.microsoft.com/office/word/2010/wordprocessingCanvas" xmlns:cx="http://schemas.microsoft.com/office/drawing/2014/chartex" xmlns:cx1="http://schemas.microsoft.com/office/drawing/2015/9/8/chartex" xmlns:mc="http://schemas.openxmlformats.org/markup-compatibility/2006" xmlns:o="urn:schemas-microsoft-com:office:office" xmlns:r="http://schemas.openxmlformats.org/officeDocument/2006/relationships" xmlns:m="http://schemas.openxmlformats.org/officeDocument/2006/math" xmlns:v="urn:schemas-microsoft-com:vml" xmlns:wp14="http://schemas.microsoft.com/office/word/2010/wordprocessingDrawing" xmlns:wp="http://schemas.openxmlformats.org/drawingml/2006/wordprocessingDrawing" xmlns:w10="urn:schemas-microsoft-com:office:word" xmlns:w="http://schemas.openxmlformats.org/wordprocessingml/2006/main" xmlns:w14="http://schemas.microsoft.com/office/word/2010/wordml" xmlns:w15="http://schemas.microsoft.com/office/word/2012/wordml" xmlns:w16se="http://schemas.microsoft.com/office/word/2015/wordml/symex" xmlns:wpg="http://schemas.microsoft.com/office/word/2010/wordprocessingGroup" xmlns:wpi="http://schemas.microsoft.com/office/word/2010/wordprocessingInk" xmlns:wne="http://schemas.microsoft.com/office/word/2006/wordml" xmlns:wps="http://schemas.microsoft.com/office/word/2010/wordprocessingShape" mc:Ignorable="w14 w15 w16se wp14">
+<w:endnotes xmlns:wpc="http://schemas.microsoft.com/office/word/2010/wordprocessingCanvas" xmlns:cx="http://schemas.microsoft.com/office/drawing/2014/chartex" xmlns:cx1="http://schemas.microsoft.com/office/drawing/2015/9/8/chartex" xmlns:cx2="http://schemas.microsoft.com/office/drawing/2015/10/21/chartex" xmlns:cx3="http://schemas.microsoft.com/office/drawing/2016/5/9/chartex" xmlns:cx4="http://schemas.microsoft.com/office/drawing/2016/5/10/chartex" xmlns:cx5="http://schemas.microsoft.com/office/drawing/2016/5/11/chartex" xmlns:cx6="http://schemas.microsoft.com/office/drawing/2016/5/12/chartex" xmlns:cx7="http://schemas.microsoft.com/office/drawing/2016/5/13/chartex" xmlns:cx8="http://schemas.microsoft.com/office/drawing/2016/5/14/chartex" xmlns:mc="http://schemas.openxmlformats.org/markup-compatibility/2006" xmlns:aink="http://schemas.microsoft.com/office/drawing/2016/ink" xmlns:am3d="http://schemas.microsoft.com/office/drawing/2017/model3d" xmlns:o="urn:schemas-microsoft-com:office:office" xmlns:oel="http://schemas.microsoft.com/office/2019/extlst" xmlns:r="http://schemas.openxmlformats.org/officeDocument/2006/relationships" xmlns:m="http://schemas.openxmlformats.org/officeDocument/2006/math" xmlns:v="urn:schemas-microsoft-com:vml" xmlns:wp14="http://schemas.microsoft.com/office/word/2010/wordprocessingDrawing" xmlns:wp="http://schemas.openxmlformats.org/drawingml/2006/wordprocessingDrawing" xmlns:w10="urn:schemas-microsoft-com:office:word" xmlns:w="http://schemas.openxmlformats.org/wordprocessingml/2006/main" xmlns:w14="http://schemas.microsoft.com/office/word/2010/wordml" xmlns:w15="http://schemas.microsoft.com/office/word/2012/wordml" xmlns:w16cex="http://schemas.microsoft.com/office/word/2018/wordml/cex" xmlns:w16cid="http://schemas.microsoft.com/office/word/2016/wordml/cid" xmlns:w16="http://schemas.microsoft.com/office/word/2018/wordml" xmlns:w16du="http://schemas.microsoft.com/office/word/2023/wordml/word16du" xmlns:w16sdtdh="http://schemas.microsoft.com/office/word/2020/wordml/sdtdatahash" xmlns:w16sdtfl="http://schemas.microsoft.com/office/word/2024/wordml/sdtformatlock" xmlns:w16se="http://schemas.microsoft.com/office/word/2015/wordml/symex" xmlns:wpg="http://schemas.microsoft.com/office/word/2010/wordprocessingGroup" xmlns:wpi="http://schemas.microsoft.com/office/word/2010/wordprocessingInk" xmlns:wne="http://schemas.microsoft.com/office/word/2006/wordml" xmlns:wps="http://schemas.microsoft.com/office/word/2010/wordprocessingShape" mc:Ignorable="w14 w15 w16se w16cid w16 w16cex w16sdtdh w16sdtfl w16du wp14">
   <w:endnote w:type="separator" w:id="-1">
     <w:p>
       <w:pPr>
@@ -4620,7 +4732,7 @@
 </file>
 
 <file path=word/footer1.xml><?xml version="1.0" encoding="utf-8"?>
-<w:ftr xmlns:wpc="http://schemas.microsoft.com/office/word/2010/wordprocessingCanvas" xmlns:cx="http://schemas.microsoft.com/office/drawing/2014/chartex" xmlns:cx1="http://schemas.microsoft.com/office/drawing/2015/9/8/chartex" xmlns:mc="http://schemas.openxmlformats.org/markup-compatibility/2006" xmlns:o="urn:schemas-microsoft-com:office:office" xmlns:r="http://schemas.openxmlformats.org/officeDocument/2006/relationships" xmlns:m="http://schemas.openxmlformats.org/officeDocument/2006/math" xmlns:v="urn:schemas-microsoft-com:vml" xmlns:wp14="http://schemas.microsoft.com/office/word/2010/wordprocessingDrawing" xmlns:wp="http://schemas.openxmlformats.org/drawingml/2006/wordprocessingDrawing" xmlns:w10="urn:schemas-microsoft-com:office:word" xmlns:w="http://schemas.openxmlformats.org/wordprocessingml/2006/main" xmlns:w14="http://schemas.microsoft.com/office/word/2010/wordml" xmlns:w15="http://schemas.microsoft.com/office/word/2012/wordml" xmlns:w16se="http://schemas.microsoft.com/office/word/2015/wordml/symex" xmlns:wpg="http://schemas.microsoft.com/office/word/2010/wordprocessingGroup" xmlns:wpi="http://schemas.microsoft.com/office/word/2010/wordprocessingInk" xmlns:wne="http://schemas.microsoft.com/office/word/2006/wordml" xmlns:wps="http://schemas.microsoft.com/office/word/2010/wordprocessingShape" mc:Ignorable="w14 w15 w16se wp14">
+<w:ftr xmlns:wpc="http://schemas.microsoft.com/office/word/2010/wordprocessingCanvas" xmlns:cx="http://schemas.microsoft.com/office/drawing/2014/chartex" xmlns:cx1="http://schemas.microsoft.com/office/drawing/2015/9/8/chartex" xmlns:cx2="http://schemas.microsoft.com/office/drawing/2015/10/21/chartex" xmlns:cx3="http://schemas.microsoft.com/office/drawing/2016/5/9/chartex" xmlns:cx4="http://schemas.microsoft.com/office/drawing/2016/5/10/chartex" xmlns:cx5="http://schemas.microsoft.com/office/drawing/2016/5/11/chartex" xmlns:cx6="http://schemas.microsoft.com/office/drawing/2016/5/12/chartex" xmlns:cx7="http://schemas.microsoft.com/office/drawing/2016/5/13/chartex" xmlns:cx8="http://schemas.microsoft.com/office/drawing/2016/5/14/chartex" xmlns:mc="http://schemas.openxmlformats.org/markup-compatibility/2006" xmlns:aink="http://schemas.microsoft.com/office/drawing/2016/ink" xmlns:am3d="http://schemas.microsoft.com/office/drawing/2017/model3d" xmlns:o="urn:schemas-microsoft-com:office:office" xmlns:oel="http://schemas.microsoft.com/office/2019/extlst" xmlns:r="http://schemas.openxmlformats.org/officeDocument/2006/relationships" xmlns:m="http://schemas.openxmlformats.org/officeDocument/2006/math" xmlns:v="urn:schemas-microsoft-com:vml" xmlns:wp14="http://schemas.microsoft.com/office/word/2010/wordprocessingDrawing" xmlns:wp="http://schemas.openxmlformats.org/drawingml/2006/wordprocessingDrawing" xmlns:w10="urn:schemas-microsoft-com:office:word" xmlns:w="http://schemas.openxmlformats.org/wordprocessingml/2006/main" xmlns:w14="http://schemas.microsoft.com/office/word/2010/wordml" xmlns:w15="http://schemas.microsoft.com/office/word/2012/wordml" xmlns:w16cex="http://schemas.microsoft.com/office/word/2018/wordml/cex" xmlns:w16cid="http://schemas.microsoft.com/office/word/2016/wordml/cid" xmlns:w16="http://schemas.microsoft.com/office/word/2018/wordml" xmlns:w16du="http://schemas.microsoft.com/office/word/2023/wordml/word16du" xmlns:w16sdtdh="http://schemas.microsoft.com/office/word/2020/wordml/sdtdatahash" xmlns:w16sdtfl="http://schemas.microsoft.com/office/word/2024/wordml/sdtformatlock" xmlns:w16se="http://schemas.microsoft.com/office/word/2015/wordml/symex" xmlns:wpg="http://schemas.microsoft.com/office/word/2010/wordprocessingGroup" xmlns:wpi="http://schemas.microsoft.com/office/word/2010/wordprocessingInk" xmlns:wne="http://schemas.microsoft.com/office/word/2006/wordml" xmlns:wps="http://schemas.microsoft.com/office/word/2010/wordprocessingShape" mc:Ignorable="w14 w15 w16se w16cid w16 w16cex w16sdtdh w16sdtfl w16du wp14">
   <w:p>
     <w:pPr>
       <w:pStyle w:val="PiedepginaAsignatura"/>
@@ -4771,7 +4883,7 @@
         </mc:Choice>
         <mc:Fallback>
           <w:pict>
-            <v:rect w14:anchorId="46325AD8" id="Rectángulo 65" o:spid="_x0000_s1026" style="position:absolute;left:0;text-align:left;margin-left:11.25pt;margin-top:793.1pt;width:19.8pt;height:48.2pt;z-index:-251615232;visibility:visible;mso-wrap-style:square;mso-width-percent:0;mso-height-percent:0;mso-wrap-distance-left:9pt;mso-wrap-distance-top:0;mso-wrap-distance-right:19.85pt;mso-wrap-distance-bottom:0;mso-position-horizontal:absolute;mso-position-horizontal-relative:right-margin-area;mso-position-vertical:absolute;mso-position-vertical-relative:page;mso-width-percent:0;mso-height-percent:0;mso-width-relative:margin;mso-height-relative:margin;v-text-anchor:top" o:gfxdata="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" o:allowoverlap="f" fillcolor="#0098cd" stroked="f" strokeweight="1pt">
+            <v:rect w14:anchorId="46325AD8" id="Rectángulo 65" o:spid="_x0000_s1026" style="position:absolute;left:0;text-align:left;margin-left:11.25pt;margin-top:793.1pt;width:19.8pt;height:48.2pt;z-index:-251615232;visibility:visible;mso-wrap-style:square;mso-width-percent:0;mso-height-percent:0;mso-wrap-distance-left:9pt;mso-wrap-distance-top:0;mso-wrap-distance-right:19.85pt;mso-wrap-distance-bottom:0;mso-position-horizontal:absolute;mso-position-horizontal-relative:right-margin-area;mso-position-vertical:absolute;mso-position-vertical-relative:page;mso-width-percent:0;mso-height-percent:0;mso-width-relative:margin;mso-height-relative:margin;v-text-anchor:top" o:gfxdata="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" o:allowoverlap="f" fillcolor="#0098cd" stroked="f" strokeweight="1pt">
               <v:textbox inset="0,4mm,0">
                 <w:txbxContent>
                   <w:p>
@@ -4922,7 +5034,7 @@
             </wp:anchor>
           </w:drawing>
         </mc:Choice>
-        <mc:Fallback xmlns:w16sdtfl="http://schemas.microsoft.com/office/word/2024/wordml/sdtformatlock" xmlns:w16sdtdh="http://schemas.microsoft.com/office/word/2020/wordml/sdtdatahash" xmlns:w16du="http://schemas.microsoft.com/office/word/2023/wordml/word16du" xmlns:w16="http://schemas.microsoft.com/office/word/2018/wordml" xmlns:w16cid="http://schemas.microsoft.com/office/word/2016/wordml/cid" xmlns:w16cex="http://schemas.microsoft.com/office/word/2018/wordml/cex" xmlns:oel="http://schemas.microsoft.com/office/2019/extlst" xmlns:am3d="http://schemas.microsoft.com/office/drawing/2017/model3d" xmlns:aink="http://schemas.microsoft.com/office/drawing/2016/ink" xmlns:cx8="http://schemas.microsoft.com/office/drawing/2016/5/14/chartex" xmlns:cx7="http://schemas.microsoft.com/office/drawing/2016/5/13/chartex" xmlns:cx6="http://schemas.microsoft.com/office/drawing/2016/5/12/chartex" xmlns:cx5="http://schemas.microsoft.com/office/drawing/2016/5/11/chartex" xmlns:cx4="http://schemas.microsoft.com/office/drawing/2016/5/10/chartex" xmlns:cx3="http://schemas.microsoft.com/office/drawing/2016/5/9/chartex" xmlns:cx2="http://schemas.microsoft.com/office/drawing/2015/10/21/chartex">
+        <mc:Fallback>
           <w:pict>
             <v:shapetype w14:anchorId="1F71FA27" id="_x0000_t202" coordsize="21600,21600" o:spt="202" path="m,l,21600r21600,l21600,xe">
               <v:stroke joinstyle="miter"/>
@@ -4974,7 +5086,7 @@
 </file>
 
 <file path=word/footnotes.xml><?xml version="1.0" encoding="utf-8"?>
-<w:footnotes xmlns:wpc="http://schemas.microsoft.com/office/word/2010/wordprocessingCanvas" xmlns:cx="http://schemas.microsoft.com/office/drawing/2014/chartex" xmlns:cx1="http://schemas.microsoft.com/office/drawing/2015/9/8/chartex" xmlns:mc="http://schemas.openxmlformats.org/markup-compatibility/2006" xmlns:o="urn:schemas-microsoft-com:office:office" xmlns:r="http://schemas.openxmlformats.org/officeDocument/2006/relationships" xmlns:m="http://schemas.openxmlformats.org/officeDocument/2006/math" xmlns:v="urn:schemas-microsoft-com:vml" xmlns:wp14="http://schemas.microsoft.com/office/word/2010/wordprocessingDrawing" xmlns:wp="http://schemas.openxmlformats.org/drawingml/2006/wordprocessingDrawing" xmlns:w10="urn:schemas-microsoft-com:office:word" xmlns:w="http://schemas.openxmlformats.org/wordprocessingml/2006/main" xmlns:w14="http://schemas.microsoft.com/office/word/2010/wordml" xmlns:w15="http://schemas.microsoft.com/office/word/2012/wordml" xmlns:w16se="http://schemas.microsoft.com/office/word/2015/wordml/symex" xmlns:wpg="http://schemas.microsoft.com/office/word/2010/wordprocessingGroup" xmlns:wpi="http://schemas.microsoft.com/office/word/2010/wordprocessingInk" xmlns:wne="http://schemas.microsoft.com/office/word/2006/wordml" xmlns:wps="http://schemas.microsoft.com/office/word/2010/wordprocessingShape" mc:Ignorable="w14 w15 w16se wp14">
+<w:footnotes xmlns:wpc="http://schemas.microsoft.com/office/word/2010/wordprocessingCanvas" xmlns:cx="http://schemas.microsoft.com/office/drawing/2014/chartex" xmlns:cx1="http://schemas.microsoft.com/office/drawing/2015/9/8/chartex" xmlns:cx2="http://schemas.microsoft.com/office/drawing/2015/10/21/chartex" xmlns:cx3="http://schemas.microsoft.com/office/drawing/2016/5/9/chartex" xmlns:cx4="http://schemas.microsoft.com/office/drawing/2016/5/10/chartex" xmlns:cx5="http://schemas.microsoft.com/office/drawing/2016/5/11/chartex" xmlns:cx6="http://schemas.microsoft.com/office/drawing/2016/5/12/chartex" xmlns:cx7="http://schemas.microsoft.com/office/drawing/2016/5/13/chartex" xmlns:cx8="http://schemas.microsoft.com/office/drawing/2016/5/14/chartex" xmlns:mc="http://schemas.openxmlformats.org/markup-compatibility/2006" xmlns:aink="http://schemas.microsoft.com/office/drawing/2016/ink" xmlns:am3d="http://schemas.microsoft.com/office/drawing/2017/model3d" xmlns:o="urn:schemas-microsoft-com:office:office" xmlns:oel="http://schemas.microsoft.com/office/2019/extlst" xmlns:r="http://schemas.openxmlformats.org/officeDocument/2006/relationships" xmlns:m="http://schemas.openxmlformats.org/officeDocument/2006/math" xmlns:v="urn:schemas-microsoft-com:vml" xmlns:wp14="http://schemas.microsoft.com/office/word/2010/wordprocessingDrawing" xmlns:wp="http://schemas.openxmlformats.org/drawingml/2006/wordprocessingDrawing" xmlns:w10="urn:schemas-microsoft-com:office:word" xmlns:w="http://schemas.openxmlformats.org/wordprocessingml/2006/main" xmlns:w14="http://schemas.microsoft.com/office/word/2010/wordml" xmlns:w15="http://schemas.microsoft.com/office/word/2012/wordml" xmlns:w16cex="http://schemas.microsoft.com/office/word/2018/wordml/cex" xmlns:w16cid="http://schemas.microsoft.com/office/word/2016/wordml/cid" xmlns:w16="http://schemas.microsoft.com/office/word/2018/wordml" xmlns:w16du="http://schemas.microsoft.com/office/word/2023/wordml/word16du" xmlns:w16sdtdh="http://schemas.microsoft.com/office/word/2020/wordml/sdtdatahash" xmlns:w16sdtfl="http://schemas.microsoft.com/office/word/2024/wordml/sdtformatlock" xmlns:w16se="http://schemas.microsoft.com/office/word/2015/wordml/symex" xmlns:wpg="http://schemas.microsoft.com/office/word/2010/wordprocessingGroup" xmlns:wpi="http://schemas.microsoft.com/office/word/2010/wordprocessingInk" xmlns:wne="http://schemas.microsoft.com/office/word/2006/wordml" xmlns:wps="http://schemas.microsoft.com/office/word/2010/wordprocessingShape" mc:Ignorable="w14 w15 w16se w16cid w16 w16cex w16sdtdh w16sdtfl w16du wp14">
   <w:footnote w:type="separator" w:id="-1">
     <w:p>
       <w:pPr>
@@ -4999,7 +5111,7 @@
 </file>
 
 <file path=word/header1.xml><?xml version="1.0" encoding="utf-8"?>
-<w:hdr xmlns:wpc="http://schemas.microsoft.com/office/word/2010/wordprocessingCanvas" xmlns:cx="http://schemas.microsoft.com/office/drawing/2014/chartex" xmlns:cx1="http://schemas.microsoft.com/office/drawing/2015/9/8/chartex" xmlns:mc="http://schemas.openxmlformats.org/markup-compatibility/2006" xmlns:o="urn:schemas-microsoft-com:office:office" xmlns:r="http://schemas.openxmlformats.org/officeDocument/2006/relationships" xmlns:m="http://schemas.openxmlformats.org/officeDocument/2006/math" xmlns:v="urn:schemas-microsoft-com:vml" xmlns:wp14="http://schemas.microsoft.com/office/word/2010/wordprocessingDrawing" xmlns:wp="http://schemas.openxmlformats.org/drawingml/2006/wordprocessingDrawing" xmlns:w10="urn:schemas-microsoft-com:office:word" xmlns:w="http://schemas.openxmlformats.org/wordprocessingml/2006/main" xmlns:w14="http://schemas.microsoft.com/office/word/2010/wordml" xmlns:w15="http://schemas.microsoft.com/office/word/2012/wordml" xmlns:w16se="http://schemas.microsoft.com/office/word/2015/wordml/symex" xmlns:wpg="http://schemas.microsoft.com/office/word/2010/wordprocessingGroup" xmlns:wpi="http://schemas.microsoft.com/office/word/2010/wordprocessingInk" xmlns:wne="http://schemas.microsoft.com/office/word/2006/wordml" xmlns:wps="http://schemas.microsoft.com/office/word/2010/wordprocessingShape" mc:Ignorable="w14 w15 w16se wp14">
+<w:hdr xmlns:wpc="http://schemas.microsoft.com/office/word/2010/wordprocessingCanvas" xmlns:cx="http://schemas.microsoft.com/office/drawing/2014/chartex" xmlns:cx1="http://schemas.microsoft.com/office/drawing/2015/9/8/chartex" xmlns:cx2="http://schemas.microsoft.com/office/drawing/2015/10/21/chartex" xmlns:cx3="http://schemas.microsoft.com/office/drawing/2016/5/9/chartex" xmlns:cx4="http://schemas.microsoft.com/office/drawing/2016/5/10/chartex" xmlns:cx5="http://schemas.microsoft.com/office/drawing/2016/5/11/chartex" xmlns:cx6="http://schemas.microsoft.com/office/drawing/2016/5/12/chartex" xmlns:cx7="http://schemas.microsoft.com/office/drawing/2016/5/13/chartex" xmlns:cx8="http://schemas.microsoft.com/office/drawing/2016/5/14/chartex" xmlns:mc="http://schemas.openxmlformats.org/markup-compatibility/2006" xmlns:aink="http://schemas.microsoft.com/office/drawing/2016/ink" xmlns:am3d="http://schemas.microsoft.com/office/drawing/2017/model3d" xmlns:o="urn:schemas-microsoft-com:office:office" xmlns:oel="http://schemas.microsoft.com/office/2019/extlst" xmlns:r="http://schemas.openxmlformats.org/officeDocument/2006/relationships" xmlns:m="http://schemas.openxmlformats.org/officeDocument/2006/math" xmlns:v="urn:schemas-microsoft-com:vml" xmlns:wp14="http://schemas.microsoft.com/office/word/2010/wordprocessingDrawing" xmlns:wp="http://schemas.openxmlformats.org/drawingml/2006/wordprocessingDrawing" xmlns:w10="urn:schemas-microsoft-com:office:word" xmlns:w="http://schemas.openxmlformats.org/wordprocessingml/2006/main" xmlns:w14="http://schemas.microsoft.com/office/word/2010/wordml" xmlns:w15="http://schemas.microsoft.com/office/word/2012/wordml" xmlns:w16cex="http://schemas.microsoft.com/office/word/2018/wordml/cex" xmlns:w16cid="http://schemas.microsoft.com/office/word/2016/wordml/cid" xmlns:w16="http://schemas.microsoft.com/office/word/2018/wordml" xmlns:w16du="http://schemas.microsoft.com/office/word/2023/wordml/word16du" xmlns:w16sdtdh="http://schemas.microsoft.com/office/word/2020/wordml/sdtdatahash" xmlns:w16sdtfl="http://schemas.microsoft.com/office/word/2024/wordml/sdtformatlock" xmlns:w16se="http://schemas.microsoft.com/office/word/2015/wordml/symex" xmlns:wpg="http://schemas.microsoft.com/office/word/2010/wordprocessingGroup" xmlns:wpi="http://schemas.microsoft.com/office/word/2010/wordprocessingInk" xmlns:wne="http://schemas.microsoft.com/office/word/2006/wordml" xmlns:wps="http://schemas.microsoft.com/office/word/2010/wordprocessingShape" mc:Ignorable="w14 w15 w16se w16cid w16 w16cex w16sdtdh w16sdtfl w16du wp14">
   <w:tbl>
     <w:tblPr>
       <w:tblStyle w:val="TablaUNIR30"/>
@@ -5158,7 +5270,27 @@
               <w:sz w:val="22"/>
               <w:szCs w:val="22"/>
             </w:rPr>
-            <w:t xml:space="preserve"> of </w:t>
+            <w:t xml:space="preserve"> </w:t>
+          </w:r>
+          <w:proofErr w:type="spellStart"/>
+          <w:r>
+            <w:rPr>
+              <w:rFonts w:cs="UnitOT-Medi"/>
+              <w:color w:val="0098CD"/>
+              <w:sz w:val="22"/>
+              <w:szCs w:val="22"/>
+            </w:rPr>
+            <w:t>of</w:t>
+          </w:r>
+          <w:proofErr w:type="spellEnd"/>
+          <w:r>
+            <w:rPr>
+              <w:rFonts w:cs="UnitOT-Medi"/>
+              <w:color w:val="0098CD"/>
+              <w:sz w:val="22"/>
+              <w:szCs w:val="22"/>
+            </w:rPr>
+            <w:t xml:space="preserve"> </w:t>
           </w:r>
           <w:proofErr w:type="spellStart"/>
           <w:r>
@@ -5493,7 +5625,7 @@
 </file>
 
 <file path=word/numbering.xml><?xml version="1.0" encoding="utf-8"?>
-<w:numbering xmlns:wpc="http://schemas.microsoft.com/office/word/2010/wordprocessingCanvas" xmlns:cx="http://schemas.microsoft.com/office/drawing/2014/chartex" xmlns:cx1="http://schemas.microsoft.com/office/drawing/2015/9/8/chartex" xmlns:mc="http://schemas.openxmlformats.org/markup-compatibility/2006" xmlns:o="urn:schemas-microsoft-com:office:office" xmlns:r="http://schemas.openxmlformats.org/officeDocument/2006/relationships" xmlns:m="http://schemas.openxmlformats.org/officeDocument/2006/math" xmlns:v="urn:schemas-microsoft-com:vml" xmlns:wp14="http://schemas.microsoft.com/office/word/2010/wordprocessingDrawing" xmlns:wp="http://schemas.openxmlformats.org/drawingml/2006/wordprocessingDrawing" xmlns:w10="urn:schemas-microsoft-com:office:word" xmlns:w="http://schemas.openxmlformats.org/wordprocessingml/2006/main" xmlns:w14="http://schemas.microsoft.com/office/word/2010/wordml" xmlns:w15="http://schemas.microsoft.com/office/word/2012/wordml" xmlns:w16se="http://schemas.microsoft.com/office/word/2015/wordml/symex" xmlns:wpg="http://schemas.microsoft.com/office/word/2010/wordprocessingGroup" xmlns:wpi="http://schemas.microsoft.com/office/word/2010/wordprocessingInk" xmlns:wne="http://schemas.microsoft.com/office/word/2006/wordml" xmlns:wps="http://schemas.microsoft.com/office/word/2010/wordprocessingShape" mc:Ignorable="w14 w15 w16se wp14">
+<w:numbering xmlns:wpc="http://schemas.microsoft.com/office/word/2010/wordprocessingCanvas" xmlns:cx="http://schemas.microsoft.com/office/drawing/2014/chartex" xmlns:cx1="http://schemas.microsoft.com/office/drawing/2015/9/8/chartex" xmlns:cx2="http://schemas.microsoft.com/office/drawing/2015/10/21/chartex" xmlns:cx3="http://schemas.microsoft.com/office/drawing/2016/5/9/chartex" xmlns:cx4="http://schemas.microsoft.com/office/drawing/2016/5/10/chartex" xmlns:cx5="http://schemas.microsoft.com/office/drawing/2016/5/11/chartex" xmlns:cx6="http://schemas.microsoft.com/office/drawing/2016/5/12/chartex" xmlns:cx7="http://schemas.microsoft.com/office/drawing/2016/5/13/chartex" xmlns:cx8="http://schemas.microsoft.com/office/drawing/2016/5/14/chartex" xmlns:mc="http://schemas.openxmlformats.org/markup-compatibility/2006" xmlns:aink="http://schemas.microsoft.com/office/drawing/2016/ink" xmlns:am3d="http://schemas.microsoft.com/office/drawing/2017/model3d" xmlns:o="urn:schemas-microsoft-com:office:office" xmlns:oel="http://schemas.microsoft.com/office/2019/extlst" xmlns:r="http://schemas.openxmlformats.org/officeDocument/2006/relationships" xmlns:m="http://schemas.openxmlformats.org/officeDocument/2006/math" xmlns:v="urn:schemas-microsoft-com:vml" xmlns:wp14="http://schemas.microsoft.com/office/word/2010/wordprocessingDrawing" xmlns:wp="http://schemas.openxmlformats.org/drawingml/2006/wordprocessingDrawing" xmlns:w10="urn:schemas-microsoft-com:office:word" xmlns:w="http://schemas.openxmlformats.org/wordprocessingml/2006/main" xmlns:w14="http://schemas.microsoft.com/office/word/2010/wordml" xmlns:w15="http://schemas.microsoft.com/office/word/2012/wordml" xmlns:w16cex="http://schemas.microsoft.com/office/word/2018/wordml/cex" xmlns:w16cid="http://schemas.microsoft.com/office/word/2016/wordml/cid" xmlns:w16="http://schemas.microsoft.com/office/word/2018/wordml" xmlns:w16du="http://schemas.microsoft.com/office/word/2023/wordml/word16du" xmlns:w16sdtdh="http://schemas.microsoft.com/office/word/2020/wordml/sdtdatahash" xmlns:w16sdtfl="http://schemas.microsoft.com/office/word/2024/wordml/sdtformatlock" xmlns:w16se="http://schemas.microsoft.com/office/word/2015/wordml/symex" xmlns:wpg="http://schemas.microsoft.com/office/word/2010/wordprocessingGroup" xmlns:wpi="http://schemas.microsoft.com/office/word/2010/wordprocessingInk" xmlns:wne="http://schemas.microsoft.com/office/word/2006/wordml" xmlns:wps="http://schemas.microsoft.com/office/word/2010/wordprocessingShape" mc:Ignorable="w14 w15 w16se w16cid w16 w16cex w16sdtdh w16sdtfl w16du wp14">
   <w:abstractNum w:abstractNumId="0" w15:restartNumberingAfterBreak="0">
     <w:nsid w:val="089450AA"/>
     <w:multiLevelType w:val="multilevel"/>
@@ -8060,88 +8192,88 @@
       </w:rPr>
     </w:lvl>
   </w:abstractNum>
-  <w:num w:numId="1">
+  <w:num w:numId="1" w16cid:durableId="1290404855">
     <w:abstractNumId w:val="0"/>
   </w:num>
-  <w:num w:numId="2">
+  <w:num w:numId="2" w16cid:durableId="1802378310">
     <w:abstractNumId w:val="23"/>
   </w:num>
-  <w:num w:numId="3">
+  <w:num w:numId="3" w16cid:durableId="1960380061">
     <w:abstractNumId w:val="39"/>
   </w:num>
-  <w:num w:numId="4">
+  <w:num w:numId="4" w16cid:durableId="244846671">
     <w:abstractNumId w:val="24"/>
   </w:num>
-  <w:num w:numId="5">
+  <w:num w:numId="5" w16cid:durableId="1314530628">
     <w:abstractNumId w:val="13"/>
   </w:num>
-  <w:num w:numId="6">
+  <w:num w:numId="6" w16cid:durableId="1029376920">
     <w:abstractNumId w:val="6"/>
   </w:num>
-  <w:num w:numId="7">
+  <w:num w:numId="7" w16cid:durableId="666400352">
     <w:abstractNumId w:val="30"/>
   </w:num>
-  <w:num w:numId="8">
+  <w:num w:numId="8" w16cid:durableId="131414188">
     <w:abstractNumId w:val="11"/>
   </w:num>
-  <w:num w:numId="9">
+  <w:num w:numId="9" w16cid:durableId="1222328512">
     <w:abstractNumId w:val="35"/>
   </w:num>
-  <w:num w:numId="10">
+  <w:num w:numId="10" w16cid:durableId="1021861749">
     <w:abstractNumId w:val="1"/>
   </w:num>
-  <w:num w:numId="11">
+  <w:num w:numId="11" w16cid:durableId="1914702209">
     <w:abstractNumId w:val="40"/>
   </w:num>
-  <w:num w:numId="12">
+  <w:num w:numId="12" w16cid:durableId="2066946004">
     <w:abstractNumId w:val="5"/>
   </w:num>
-  <w:num w:numId="13">
+  <w:num w:numId="13" w16cid:durableId="1353606547">
     <w:abstractNumId w:val="18"/>
   </w:num>
-  <w:num w:numId="14">
+  <w:num w:numId="14" w16cid:durableId="1749882972">
     <w:abstractNumId w:val="20"/>
   </w:num>
-  <w:num w:numId="15">
+  <w:num w:numId="15" w16cid:durableId="1295406258">
     <w:abstractNumId w:val="34"/>
   </w:num>
-  <w:num w:numId="16">
+  <w:num w:numId="16" w16cid:durableId="1336227398">
     <w:abstractNumId w:val="29"/>
   </w:num>
-  <w:num w:numId="17">
+  <w:num w:numId="17" w16cid:durableId="1059398369">
     <w:abstractNumId w:val="19"/>
   </w:num>
-  <w:num w:numId="18">
+  <w:num w:numId="18" w16cid:durableId="1949585144">
     <w:abstractNumId w:val="36"/>
   </w:num>
-  <w:num w:numId="19">
+  <w:num w:numId="19" w16cid:durableId="1542090993">
     <w:abstractNumId w:val="8"/>
   </w:num>
-  <w:num w:numId="20">
+  <w:num w:numId="20" w16cid:durableId="1203446197">
     <w:abstractNumId w:val="17"/>
   </w:num>
-  <w:num w:numId="21">
+  <w:num w:numId="21" w16cid:durableId="1523082337">
     <w:abstractNumId w:val="28"/>
   </w:num>
-  <w:num w:numId="22">
+  <w:num w:numId="22" w16cid:durableId="1123227727">
     <w:abstractNumId w:val="16"/>
   </w:num>
-  <w:num w:numId="23">
+  <w:num w:numId="23" w16cid:durableId="2126074112">
     <w:abstractNumId w:val="9"/>
   </w:num>
-  <w:num w:numId="24">
+  <w:num w:numId="24" w16cid:durableId="1705518709">
     <w:abstractNumId w:val="25"/>
   </w:num>
-  <w:num w:numId="25">
+  <w:num w:numId="25" w16cid:durableId="205459621">
     <w:abstractNumId w:val="10"/>
   </w:num>
-  <w:num w:numId="26">
+  <w:num w:numId="26" w16cid:durableId="1859584372">
     <w:abstractNumId w:val="21"/>
   </w:num>
-  <w:num w:numId="27">
+  <w:num w:numId="27" w16cid:durableId="349645447">
     <w:abstractNumId w:val="33"/>
   </w:num>
-  <w:num w:numId="28">
+  <w:num w:numId="28" w16cid:durableId="875896779">
     <w:abstractNumId w:val="19"/>
     <w:lvlOverride w:ilvl="0"/>
     <w:lvlOverride w:ilvl="1"/>
@@ -8165,46 +8297,46 @@
       <w:startOverride w:val="1"/>
     </w:lvlOverride>
   </w:num>
-  <w:num w:numId="29">
+  <w:num w:numId="29" w16cid:durableId="910650729">
     <w:abstractNumId w:val="37"/>
   </w:num>
-  <w:num w:numId="30">
+  <w:num w:numId="30" w16cid:durableId="1838612769">
     <w:abstractNumId w:val="22"/>
   </w:num>
-  <w:num w:numId="31">
+  <w:num w:numId="31" w16cid:durableId="1981031827">
     <w:abstractNumId w:val="27"/>
   </w:num>
-  <w:num w:numId="32">
+  <w:num w:numId="32" w16cid:durableId="1609893333">
     <w:abstractNumId w:val="32"/>
   </w:num>
-  <w:num w:numId="33">
+  <w:num w:numId="33" w16cid:durableId="1923374902">
     <w:abstractNumId w:val="14"/>
   </w:num>
-  <w:num w:numId="34">
+  <w:num w:numId="34" w16cid:durableId="1966154573">
     <w:abstractNumId w:val="15"/>
   </w:num>
-  <w:num w:numId="35">
+  <w:num w:numId="35" w16cid:durableId="1471174125">
     <w:abstractNumId w:val="7"/>
   </w:num>
-  <w:num w:numId="36">
+  <w:num w:numId="36" w16cid:durableId="871500604">
     <w:abstractNumId w:val="38"/>
   </w:num>
-  <w:num w:numId="37">
+  <w:num w:numId="37" w16cid:durableId="353196746">
     <w:abstractNumId w:val="3"/>
   </w:num>
-  <w:num w:numId="38">
+  <w:num w:numId="38" w16cid:durableId="1536650271">
     <w:abstractNumId w:val="12"/>
   </w:num>
-  <w:num w:numId="39">
+  <w:num w:numId="39" w16cid:durableId="173501827">
     <w:abstractNumId w:val="31"/>
   </w:num>
-  <w:num w:numId="40">
+  <w:num w:numId="40" w16cid:durableId="1022709176">
     <w:abstractNumId w:val="26"/>
   </w:num>
-  <w:num w:numId="41">
+  <w:num w:numId="41" w16cid:durableId="91711417">
     <w:abstractNumId w:val="4"/>
   </w:num>
-  <w:num w:numId="42">
+  <w:num w:numId="42" w16cid:durableId="964237774">
     <w:abstractNumId w:val="2"/>
   </w:num>
   <w:numIdMacAtCleanup w:val="10"/>
@@ -8212,7 +8344,7 @@
 </file>
 
 <file path=word/styles.xml><?xml version="1.0" encoding="utf-8"?>
-<w:styles xmlns:mc="http://schemas.openxmlformats.org/markup-compatibility/2006" xmlns:r="http://schemas.openxmlformats.org/officeDocument/2006/relationships" xmlns:w="http://schemas.openxmlformats.org/wordprocessingml/2006/main" xmlns:w14="http://schemas.microsoft.com/office/word/2010/wordml" xmlns:w15="http://schemas.microsoft.com/office/word/2012/wordml" xmlns:w16se="http://schemas.microsoft.com/office/word/2015/wordml/symex" mc:Ignorable="w14 w15 w16se">
+<w:styles xmlns:mc="http://schemas.openxmlformats.org/markup-compatibility/2006" xmlns:r="http://schemas.openxmlformats.org/officeDocument/2006/relationships" xmlns:w="http://schemas.openxmlformats.org/wordprocessingml/2006/main" xmlns:w14="http://schemas.microsoft.com/office/word/2010/wordml" xmlns:w15="http://schemas.microsoft.com/office/word/2012/wordml" xmlns:w16cex="http://schemas.microsoft.com/office/word/2018/wordml/cex" xmlns:w16cid="http://schemas.microsoft.com/office/word/2016/wordml/cid" xmlns:w16="http://schemas.microsoft.com/office/word/2018/wordml" xmlns:w16du="http://schemas.microsoft.com/office/word/2023/wordml/word16du" xmlns:w16sdtdh="http://schemas.microsoft.com/office/word/2020/wordml/sdtdatahash" xmlns:w16sdtfl="http://schemas.microsoft.com/office/word/2024/wordml/sdtformatlock" xmlns:w16se="http://schemas.microsoft.com/office/word/2015/wordml/symex" mc:Ignorable="w14 w15 w16se w16cid w16 w16cex w16sdtdh w16sdtfl w16du">
   <w:docDefaults>
     <w:rPrDefault>
       <w:rPr>
@@ -8228,7 +8360,7 @@
       </w:pPr>
     </w:pPrDefault>
   </w:docDefaults>
-  <w:latentStyles w:defLockedState="0" w:defUIPriority="99" w:defSemiHidden="0" w:defUnhideWhenUsed="0" w:defQFormat="0" w:count="371">
+  <w:latentStyles w:defLockedState="0" w:defUIPriority="99" w:defSemiHidden="0" w:defUnhideWhenUsed="0" w:defQFormat="0" w:count="376">
     <w:lsdException w:name="Normal" w:uiPriority="0" w:qFormat="1"/>
     <w:lsdException w:name="heading 1" w:uiPriority="0" w:qFormat="1"/>
     <w:lsdException w:name="heading 2" w:semiHidden="1" w:uiPriority="9" w:unhideWhenUsed="1"/>
@@ -8600,11 +8732,16 @@
     <w:lsdException w:name="List Table 5 Dark Accent 6" w:uiPriority="50"/>
     <w:lsdException w:name="List Table 6 Colorful Accent 6" w:uiPriority="51"/>
     <w:lsdException w:name="List Table 7 Colorful Accent 6" w:uiPriority="52"/>
+    <w:lsdException w:name="Mention" w:semiHidden="1" w:unhideWhenUsed="1"/>
+    <w:lsdException w:name="Smart Hyperlink" w:semiHidden="1" w:unhideWhenUsed="1"/>
+    <w:lsdException w:name="Hashtag" w:semiHidden="1" w:unhideWhenUsed="1"/>
+    <w:lsdException w:name="Unresolved Mention" w:semiHidden="1" w:unhideWhenUsed="1"/>
+    <w:lsdException w:name="Smart Link" w:semiHidden="1" w:unhideWhenUsed="1"/>
   </w:latentStyles>
   <w:style w:type="paragraph" w:default="1" w:styleId="Normal">
     <w:name w:val="Normal"/>
     <w:qFormat/>
-    <w:rsid w:val="004B4228"/>
+    <w:rsid w:val="00795CB4"/>
     <w:pPr>
       <w:spacing w:after="0" w:line="360" w:lineRule="auto"/>
       <w:jc w:val="both"/>
@@ -8661,7 +8798,6 @@
   <w:style w:type="character" w:default="1" w:styleId="Fuentedeprrafopredeter">
     <w:name w:val="Default Paragraph Font"/>
     <w:uiPriority w:val="1"/>
-    <w:semiHidden/>
     <w:unhideWhenUsed/>
   </w:style>
   <w:style w:type="table" w:default="1" w:styleId="Tablanormal">
@@ -9675,8 +9811,8 @@
       <w:color w:val="auto"/>
     </w:rPr>
   </w:style>
-  <w:style w:type="character" w:customStyle="1" w:styleId="UnresolvedMention">
-    <w:name w:val="Unresolved Mention"/>
+  <w:style w:type="character" w:customStyle="1" w:styleId="Mencinsinresolver1">
+    <w:name w:val="Mención sin resolver1"/>
     <w:basedOn w:val="Fuentedeprrafopredeter"/>
     <w:uiPriority w:val="99"/>
     <w:semiHidden/>
